--- a/lesson-25.docx
+++ b/lesson-25.docx
@@ -4,35 +4,141 @@
   <w:body>
     <w:p>
       <w:pPr>
-        <w:pStyle w:val="Heading2"/>
-        <w:rPr>
-          <w:lang w:val="ru-RU"/>
-        </w:rPr>
-      </w:pPr>
-      <w:r>
-        <w:rPr>
-          <w:lang w:val="ru-RU"/>
-        </w:rPr>
-        <w:t>Этика Христа</w:t>
+        <w:rPr>
+          <w:lang w:val="ru-RU"/>
+        </w:rPr>
+      </w:pPr>
+      <w:r>
+        <w:rPr>
+          <w:lang w:val="ru-RU"/>
+        </w:rPr>
+        <w:t xml:space="preserve">#141. «Этический переход» от античной к христианской мысли сопровождается сменой постановки вопроса: вместо «Кто Я?» (поиск подлинного «Я» и его места в структуре Космоса) возникает вопрос «Что со мной не так?» – констатация внутренней испорченности / </w:t>
+      </w:r>
+      <w:proofErr w:type="gramStart"/>
+      <w:r>
+        <w:rPr>
+          <w:lang w:val="ru-RU"/>
+        </w:rPr>
+        <w:t>греховности</w:t>
+      </w:r>
+      <w:proofErr w:type="gramEnd"/>
+      <w:r>
+        <w:rPr>
+          <w:lang w:val="ru-RU"/>
+        </w:rPr>
+        <w:t xml:space="preserve"> как исходной характеристики субъекта; тем самым рушится сама идея возможности «обретения себя» через самопознание;</w:t>
       </w:r>
     </w:p>
     <w:p>
       <w:pPr>
-        <w:pStyle w:val="Heading3"/>
-        <w:rPr>
-          <w:lang w:val="ru-RU"/>
-        </w:rPr>
-      </w:pPr>
-      <w:r>
-        <w:rPr>
-          <w:lang w:val="ru-RU"/>
-        </w:rPr>
-        <w:t>Переход</w:t>
+        <w:rPr>
+          <w:lang w:val="ru-RU"/>
+        </w:rPr>
+      </w:pPr>
+      <w:r>
+        <w:rPr>
+          <w:lang w:val="ru-RU"/>
+        </w:rPr>
+        <w:t>#142. В античности Зло (Какон) воспринималось как внешняя угроза, возникающая из отклонения от космической гармонии, но христианская парадигма открывает Зло «внутри» субъекта: человек сам становится источником нехватки, внутренней негативности; это делает невозможным достижение счастья (эвдаймонии) через установление меры, гармонического равновесия желаний, поскольку человек несёт в себе изначальный дефект / порчу, которая подтачивает и разрушает любое равновесие;</w:t>
       </w:r>
     </w:p>
     <w:p>
       <w:pPr>
         <w:rPr>
+          <w:lang w:val="ru-RU"/>
+        </w:rPr>
+      </w:pPr>
+      <w:r>
+        <w:rPr>
+          <w:lang w:val="ru-RU"/>
+        </w:rPr>
+        <w:t>#143. Стремление обрести «настоящее Я» оказывается бесконечным «падением» в бездну желания – проявлением негативности, «извращения воли» (“perversio voluntatis” у Августина); это «падение» субъекта выражается в невозможности остановиться в своем стремлении к заполнению нехватки: человек обречён на бесконечное «повышение ставок» в игре желания («эффект казино»), потому что нет никакого «подлинного Я», «естественного предела», способного остановить падение;</w:t>
+      </w:r>
+    </w:p>
+    <w:p>
+      <w:pPr>
+        <w:rPr>
+          <w:lang w:val="ru-RU"/>
+        </w:rPr>
+      </w:pPr>
+      <w:r>
+        <w:rPr>
+          <w:lang w:val="ru-RU"/>
+        </w:rPr>
+        <w:t>#144. Этическая сцена перемещается с уровня космического порядка («глобальной сцены») к межличностному пространству («локальной сцене») – отношения между «Я» и «Ближним» становятся ареной, на которой проявляется Вина (Офейлима), – «невозвращённый долг», дисбаланс, неразрешимый в логике Воздаяния / Расплаты (Антаподома): это сцена раскола, радикального разрыва, а не гармонии;</w:t>
+      </w:r>
+    </w:p>
+    <w:p>
+      <w:pPr>
+        <w:rPr>
+          <w:lang w:val="ru-RU"/>
+        </w:rPr>
+      </w:pPr>
+      <w:r>
+        <w:rPr>
+          <w:lang w:val="ru-RU"/>
+        </w:rPr>
+        <w:t xml:space="preserve">#145. Локальная сцена «палач – жертва»: попытка сохранить идею гармонического равновесия (Воздаяния / Расплаты) в своём логическом пределе делает прощение этически невозможным и приводит к отказу принять само мироздание («Бунт» Ивана Карамазова у Достоевского); преодоление этой невозможности требует Посредника, который «внедряется» в локальную сцену отношения с Ближним и принимает на себя наказание – страдание, предназначенное палачу, и тем самым прерывает логику Воздаяния / Расплаты – через безусловное Прощение; в результате происходит обожение (теозис): искупление Посредника преображает и жертву (устраняет ожесточение), и палача (вызывает раскаяние) – и устраняет раскол; </w:t>
+      </w:r>
+    </w:p>
+    <w:p>
+      <w:pPr>
+        <w:rPr>
+          <w:lang w:val="ru-RU"/>
+        </w:rPr>
+      </w:pPr>
+      <w:r>
+        <w:rPr>
+          <w:lang w:val="ru-RU"/>
+        </w:rPr>
+        <w:t xml:space="preserve">#146. Преодоление внутренней негативности (остановка «падения»): единственным выходом из онтологически «проигрышной» ситуации, где человек не может стать самим собой, обрести подлинное «Я», является «заимствование» – через акт бескорыстной, жертвенной Любви (Агапэ): она открывает в человеке уникальный "Х" – точку, не обусловленную ни его заслугами, ни качествами, вокруг которой возможно построение нового «Я» – образа (эйкон) и подобия (хомоиосис) Божьего: этот "Х" не обнаруживается самим субъектом, а даруется Другим (Посредником) в акте бескорыстной Любви (Искуплении); </w:t>
+      </w:r>
+    </w:p>
+    <w:p>
+      <w:pPr>
+        <w:rPr>
+          <w:lang w:val="ru-RU"/>
+        </w:rPr>
+      </w:pPr>
+      <w:r>
+        <w:rPr>
+          <w:lang w:val="ru-RU"/>
+        </w:rPr>
+        <w:t>#147. Философская логика выхода из этического кризиса (греховность, неспособность к самопознанию, необходимость Посредника и жертвенной Любви – на расколотой сцене отношения с Ближним) предшествует историческому рассказу о Христе и делает его внутренне необходимым; таким образом, явление Истины в конкретной истории Распятия и Воскресения Иисуса Христа подтверждает уже сложившуюся концептуальную необходимость, а не произвольно её устанавливает.</w:t>
+      </w:r>
+    </w:p>
+    <w:p>
+      <w:pPr>
+        <w:pStyle w:val="Heading2"/>
+        <w:rPr>
+          <w:lang w:val="ru-RU"/>
+        </w:rPr>
+      </w:pPr>
+      <w:r>
+        <w:rPr>
+          <w:lang w:val="ru-RU"/>
+        </w:rPr>
+        <w:lastRenderedPageBreak/>
+        <w:t>Этика Христа</w:t>
+      </w:r>
+    </w:p>
+    <w:p>
+      <w:pPr>
+        <w:pStyle w:val="Heading3"/>
+        <w:rPr>
+          <w:lang w:val="ru-RU"/>
+        </w:rPr>
+      </w:pPr>
+      <w:r>
+        <w:rPr>
+          <w:lang w:val="ru-RU"/>
+        </w:rPr>
+        <w:t>Переход</w:t>
+      </w:r>
+    </w:p>
+    <w:p>
+      <w:pPr>
+        <w:rPr>
           <w:rFonts w:ascii="Times New Roman" w:hAnsi="Times New Roman" w:cs="Times New Roman"/>
           <w:sz w:val="24"/>
           <w:szCs w:val="24"/>
@@ -85,7 +191,6 @@
         </w:rPr>
         <w:t xml:space="preserve">, </w:t>
       </w:r>
-      <w:proofErr w:type="spellStart"/>
       <w:r>
         <w:rPr>
           <w:rFonts w:ascii="Times New Roman" w:hAnsi="Times New Roman" w:cs="Times New Roman"/>
@@ -97,7 +202,6 @@
         </w:rPr>
         <w:t>хамартиа</w:t>
       </w:r>
-      <w:proofErr w:type="spellEnd"/>
       <w:r>
         <w:rPr>
           <w:rFonts w:ascii="Times New Roman" w:hAnsi="Times New Roman" w:cs="Times New Roman"/>
@@ -178,19 +282,8 @@
           <w:szCs w:val="24"/>
           <w:lang w:val="ru-RU"/>
         </w:rPr>
-        <w:t>π</w:t>
-      </w:r>
-      <w:proofErr w:type="spellStart"/>
-      <w:r>
-        <w:rPr>
-          <w:rFonts w:ascii="Times New Roman" w:hAnsi="Times New Roman" w:cs="Times New Roman"/>
-          <w:sz w:val="24"/>
-          <w:szCs w:val="24"/>
-          <w:lang w:val="ru-RU"/>
-        </w:rPr>
-        <w:t>λησίον</w:t>
-      </w:r>
-      <w:proofErr w:type="spellEnd"/>
+        <w:t>πλησίον</w:t>
+      </w:r>
       <w:r>
         <w:rPr>
           <w:rFonts w:ascii="Times New Roman" w:hAnsi="Times New Roman" w:cs="Times New Roman"/>
@@ -209,7 +302,6 @@
         </w:rPr>
         <w:t>[</w:t>
       </w:r>
-      <w:proofErr w:type="spellStart"/>
       <w:r>
         <w:rPr>
           <w:rFonts w:ascii="Times New Roman" w:hAnsi="Times New Roman" w:cs="Times New Roman"/>
@@ -232,7 +324,6 @@
         </w:rPr>
         <w:t>лисион</w:t>
       </w:r>
-      <w:proofErr w:type="spellEnd"/>
       <w:r>
         <w:rPr>
           <w:rFonts w:ascii="Times New Roman" w:hAnsi="Times New Roman" w:cs="Times New Roman"/>
@@ -280,7 +371,6 @@
         </w:rPr>
         <w:t xml:space="preserve">ближний — это мое отношение с конкретным другим человеком. </w:t>
       </w:r>
-      <w:proofErr w:type="spellStart"/>
       <w:r>
         <w:rPr>
           <w:rFonts w:ascii="Times New Roman" w:hAnsi="Times New Roman" w:cs="Times New Roman"/>
@@ -301,7 +391,6 @@
         </w:rPr>
         <w:t>лисион</w:t>
       </w:r>
-      <w:proofErr w:type="spellEnd"/>
       <w:r>
         <w:rPr>
           <w:rFonts w:ascii="Times New Roman" w:hAnsi="Times New Roman" w:cs="Times New Roman"/>
@@ -358,25 +447,14 @@
         </w:rPr>
         <w:t xml:space="preserve"> </w:t>
       </w:r>
-      <w:proofErr w:type="spellStart"/>
-      <w:r>
-        <w:rPr>
-          <w:rFonts w:ascii="Times New Roman" w:hAnsi="Times New Roman" w:cs="Times New Roman"/>
-          <w:sz w:val="24"/>
-          <w:szCs w:val="24"/>
-          <w:lang w:val="ru-RU"/>
-        </w:rPr>
-        <w:t>ὀφείλημ</w:t>
-      </w:r>
-      <w:proofErr w:type="spellEnd"/>
-      <w:r>
-        <w:rPr>
-          <w:rFonts w:ascii="Times New Roman" w:hAnsi="Times New Roman" w:cs="Times New Roman"/>
-          <w:sz w:val="24"/>
-          <w:szCs w:val="24"/>
-          <w:lang w:val="ru-RU"/>
-        </w:rPr>
-        <w:t>α</w:t>
+      <w:r>
+        <w:rPr>
+          <w:rFonts w:ascii="Times New Roman" w:hAnsi="Times New Roman" w:cs="Times New Roman"/>
+          <w:sz w:val="24"/>
+          <w:szCs w:val="24"/>
+          <w:lang w:val="ru-RU"/>
+        </w:rPr>
+        <w:t>ὀφείλημα</w:t>
       </w:r>
       <w:r>
         <w:rPr>
@@ -396,7 +474,6 @@
         </w:rPr>
         <w:t>[</w:t>
       </w:r>
-      <w:proofErr w:type="spellStart"/>
       <w:r>
         <w:rPr>
           <w:rFonts w:ascii="Times New Roman" w:hAnsi="Times New Roman" w:cs="Times New Roman"/>
@@ -408,7 +485,6 @@
         </w:rPr>
         <w:t>офейлима</w:t>
       </w:r>
-      <w:proofErr w:type="spellEnd"/>
       <w:r>
         <w:rPr>
           <w:rFonts w:ascii="Times New Roman" w:hAnsi="Times New Roman" w:cs="Times New Roman"/>
@@ -583,7 +659,6 @@
         </w:rPr>
         <w:t>Августин), потому что зло — это отсутствие добра (</w:t>
       </w:r>
-      <w:proofErr w:type="spellStart"/>
       <w:r>
         <w:rPr>
           <w:rFonts w:ascii="Times New Roman" w:hAnsi="Times New Roman" w:cs="Times New Roman"/>
@@ -593,7 +668,6 @@
         </w:rPr>
         <w:t>defectio</w:t>
       </w:r>
-      <w:proofErr w:type="spellEnd"/>
       <w:r>
         <w:rPr>
           <w:rFonts w:ascii="Times New Roman" w:hAnsi="Times New Roman" w:cs="Times New Roman"/>
@@ -629,26 +703,17 @@
           <w:szCs w:val="24"/>
           <w:lang w:val="ru-RU"/>
         </w:rPr>
-        <w:t xml:space="preserve"> (падший — христианское определение такого человека) в бездну, которую он принимает за самого себя, когда как, возвращаясь в начало урока, христианство говорит о том, что никакого подлинного «себя» не существует! Психолог, который для решения ментальных проблем предложит человеку </w:t>
-      </w:r>
-      <w:r>
-        <w:rPr>
-          <w:rFonts w:ascii="Times New Roman" w:hAnsi="Times New Roman" w:cs="Times New Roman"/>
+        <w:t xml:space="preserve"> (падший — христианское определение такого человека) в бездну, которую он принимает за самого себя, когда как, возвращаясь в начало урока, христианство говорит о том, что никакого подлинного «себя» не существует! Психолог, который для решения ментальных проблем предложит человеку найти «подлинное я», на самом деле заставит бесконечно его погружаться в бездну </w:t>
+      </w:r>
+      <w:r>
+        <w:rPr>
+          <w:rFonts w:ascii="Times New Roman" w:hAnsi="Times New Roman" w:cs="Times New Roman"/>
+          <w:i/>
           <w:sz w:val="24"/>
           <w:szCs w:val="24"/>
           <w:lang w:val="ru-RU"/>
         </w:rPr>
         <w:lastRenderedPageBreak/>
-        <w:t xml:space="preserve">найти «подлинное я», на самом деле заставит бесконечно его погружаться в бездну </w:t>
-      </w:r>
-      <w:r>
-        <w:rPr>
-          <w:rFonts w:ascii="Times New Roman" w:hAnsi="Times New Roman" w:cs="Times New Roman"/>
-          <w:i/>
-          <w:sz w:val="24"/>
-          <w:szCs w:val="24"/>
-          <w:lang w:val="ru-RU"/>
-        </w:rPr>
         <w:t>падения</w:t>
       </w:r>
       <w:r>
@@ -704,58 +769,8 @@
           <w:szCs w:val="24"/>
           <w:lang w:val="ru-RU"/>
         </w:rPr>
-        <w:t>ὑπ</w:t>
-      </w:r>
-      <w:proofErr w:type="spellStart"/>
-      <w:r>
-        <w:rPr>
-          <w:rFonts w:ascii="Times New Roman" w:hAnsi="Times New Roman" w:cs="Times New Roman"/>
-          <w:sz w:val="24"/>
-          <w:szCs w:val="24"/>
-          <w:lang w:val="ru-RU"/>
-        </w:rPr>
-        <w:t>ερηφ</w:t>
-      </w:r>
-      <w:proofErr w:type="spellEnd"/>
-      <w:r>
-        <w:rPr>
-          <w:rFonts w:ascii="Times New Roman" w:hAnsi="Times New Roman" w:cs="Times New Roman"/>
-          <w:sz w:val="24"/>
-          <w:szCs w:val="24"/>
-          <w:lang w:val="ru-RU"/>
-        </w:rPr>
-        <w:t>α</w:t>
-      </w:r>
-      <w:proofErr w:type="spellStart"/>
-      <w:r>
-        <w:rPr>
-          <w:rFonts w:ascii="Times New Roman" w:hAnsi="Times New Roman" w:cs="Times New Roman"/>
-          <w:sz w:val="24"/>
-          <w:szCs w:val="24"/>
-          <w:lang w:val="ru-RU"/>
-        </w:rPr>
-        <w:t>νί</w:t>
-      </w:r>
-      <w:proofErr w:type="spellEnd"/>
-      <w:r>
-        <w:rPr>
-          <w:rFonts w:ascii="Times New Roman" w:hAnsi="Times New Roman" w:cs="Times New Roman"/>
-          <w:sz w:val="24"/>
-          <w:szCs w:val="24"/>
-          <w:lang w:val="ru-RU"/>
-        </w:rPr>
-        <w:t>α</w:t>
-      </w:r>
-      <w:r>
-        <w:rPr>
-          <w:rFonts w:ascii="Times New Roman" w:hAnsi="Times New Roman" w:cs="Times New Roman"/>
-          <w:sz w:val="24"/>
-          <w:szCs w:val="24"/>
-          <w:lang w:val="ru-RU"/>
-        </w:rPr>
-        <w:t xml:space="preserve"> [</w:t>
-      </w:r>
-      <w:proofErr w:type="spellStart"/>
+        <w:t>ὑπερηφανία [</w:t>
+      </w:r>
       <w:r>
         <w:rPr>
           <w:rFonts w:ascii="Times New Roman" w:hAnsi="Times New Roman" w:cs="Times New Roman"/>
@@ -776,7 +791,6 @@
         </w:rPr>
         <w:t>иперфания</w:t>
       </w:r>
-      <w:proofErr w:type="spellEnd"/>
       <w:r>
         <w:rPr>
           <w:rFonts w:ascii="Times New Roman" w:hAnsi="Times New Roman" w:cs="Times New Roman"/>
@@ -848,7 +862,6 @@
         </w:rPr>
         <w:t xml:space="preserve"> </w:t>
       </w:r>
-      <w:proofErr w:type="spellStart"/>
       <w:r>
         <w:rPr>
           <w:rFonts w:ascii="Times New Roman" w:hAnsi="Times New Roman" w:cs="Times New Roman"/>
@@ -857,7 +870,6 @@
         </w:rPr>
         <w:t>εἰκών</w:t>
       </w:r>
-      <w:proofErr w:type="spellEnd"/>
       <w:r>
         <w:rPr>
           <w:rFonts w:ascii="Times New Roman" w:hAnsi="Times New Roman" w:cs="Times New Roman"/>
@@ -876,7 +888,6 @@
         </w:rPr>
         <w:t>[</w:t>
       </w:r>
-      <w:proofErr w:type="spellStart"/>
       <w:r>
         <w:rPr>
           <w:rFonts w:ascii="Times New Roman" w:hAnsi="Times New Roman" w:cs="Times New Roman"/>
@@ -897,7 +908,6 @@
         </w:rPr>
         <w:t>йкон</w:t>
       </w:r>
-      <w:proofErr w:type="spellEnd"/>
       <w:r>
         <w:rPr>
           <w:rFonts w:ascii="Times New Roman" w:hAnsi="Times New Roman" w:cs="Times New Roman"/>
@@ -953,27 +963,15 @@
         </w:rPr>
         <w:t xml:space="preserve">и </w:t>
       </w:r>
-      <w:proofErr w:type="spellStart"/>
-      <w:r>
-        <w:rPr>
-          <w:rFonts w:ascii="Times New Roman" w:hAnsi="Times New Roman" w:cs="Times New Roman"/>
-          <w:sz w:val="24"/>
-          <w:szCs w:val="24"/>
-          <w:lang w:val="ru-RU"/>
-        </w:rPr>
-        <w:t>ὁμοίωσις</w:t>
-      </w:r>
-      <w:proofErr w:type="spellEnd"/>
-      <w:r>
-        <w:rPr>
-          <w:rFonts w:ascii="Times New Roman" w:hAnsi="Times New Roman" w:cs="Times New Roman"/>
-          <w:sz w:val="24"/>
-          <w:szCs w:val="24"/>
-          <w:lang w:val="ru-RU"/>
-        </w:rPr>
-        <w:t xml:space="preserve"> [</w:t>
-      </w:r>
-      <w:proofErr w:type="spellStart"/>
+      <w:r>
+        <w:rPr>
+          <w:rFonts w:ascii="Times New Roman" w:hAnsi="Times New Roman" w:cs="Times New Roman"/>
+          <w:sz w:val="24"/>
+          <w:szCs w:val="24"/>
+          <w:lang w:val="ru-RU"/>
+        </w:rPr>
+        <w:t>ὁμοίωσις [</w:t>
+      </w:r>
       <w:r>
         <w:rPr>
           <w:rFonts w:ascii="Times New Roman" w:hAnsi="Times New Roman" w:cs="Times New Roman"/>
@@ -984,7 +982,6 @@
         </w:rPr>
         <w:t>хомоисис</w:t>
       </w:r>
-      <w:proofErr w:type="spellEnd"/>
       <w:r>
         <w:rPr>
           <w:rFonts w:ascii="Times New Roman" w:hAnsi="Times New Roman" w:cs="Times New Roman"/>
@@ -1106,6 +1103,7 @@
           <w:rFonts w:ascii="Times New Roman" w:hAnsi="Times New Roman" w:cs="Times New Roman"/>
           <w:sz w:val="24"/>
           <w:szCs w:val="24"/>
+          <w:lang w:val="ru-RU"/>
         </w:rPr>
       </w:pPr>
       <w:r>
@@ -1200,7 +1198,6 @@
         </w:rPr>
         <w:t xml:space="preserve"> </w:t>
       </w:r>
-      <w:proofErr w:type="spellStart"/>
       <w:r>
         <w:rPr>
           <w:rFonts w:ascii="Times New Roman" w:hAnsi="Times New Roman" w:cs="Times New Roman"/>
@@ -1210,7 +1207,6 @@
         </w:rPr>
         <w:t>θέωσις</w:t>
       </w:r>
-      <w:proofErr w:type="spellEnd"/>
       <w:r>
         <w:rPr>
           <w:rFonts w:ascii="Times New Roman" w:hAnsi="Times New Roman" w:cs="Times New Roman"/>
@@ -1229,7 +1225,6 @@
         </w:rPr>
         <w:t>[</w:t>
       </w:r>
-      <w:proofErr w:type="spellStart"/>
       <w:r>
         <w:rPr>
           <w:rFonts w:ascii="Times New Roman" w:hAnsi="Times New Roman" w:cs="Times New Roman"/>
@@ -1242,7 +1237,6 @@
         </w:rPr>
         <w:t>теозис</w:t>
       </w:r>
-      <w:proofErr w:type="spellEnd"/>
       <w:r>
         <w:rPr>
           <w:rFonts w:ascii="Times New Roman" w:hAnsi="Times New Roman" w:cs="Times New Roman"/>
@@ -1283,7 +1277,6 @@
         <w:rPr>
           <w:lang w:val="ru-RU"/>
         </w:rPr>
-        <w:lastRenderedPageBreak/>
         <w:t>Предпосылки Христа</w:t>
       </w:r>
     </w:p>
@@ -1303,7 +1296,17 @@
           <w:szCs w:val="24"/>
           <w:lang w:val="ru-RU"/>
         </w:rPr>
-        <w:t>Апостол Павел отличается ото всех других апостолов тем, что не видел Христа. Именно он был главным проповедником. Он свидетельствовал обо всех Христовых событиях постфактум. Как он мог до нее додуматься? Только с помощью божественного. С этической точки зрения догмат христианства предшествует появлению Христа, потому что логически вытекает из логики предшествующей этики.</w:t>
+        <w:t xml:space="preserve">Апостол Павел отличается ото всех других апостолов тем, что не видел Христа. Именно он был главным проповедником. Он свидетельствовал обо всех Христовых событиях </w:t>
+      </w:r>
+      <w:r>
+        <w:rPr>
+          <w:rFonts w:ascii="Times New Roman" w:hAnsi="Times New Roman" w:cs="Times New Roman"/>
+          <w:sz w:val="24"/>
+          <w:szCs w:val="24"/>
+          <w:lang w:val="ru-RU"/>
+        </w:rPr>
+        <w:lastRenderedPageBreak/>
+        <w:t>постфактум. Как он мог до нее додуматься? Только с помощью божественного. С этической точки зрения догмат христианства предшествует появлению Христа, потому что логически вытекает из логики предшествующей этики.</w:t>
       </w:r>
     </w:p>
     <w:p>
